--- a/examples/example_3/SI_template.docx
+++ b/examples/example_3/SI_template.docx
@@ -89,7 +89,7 @@
       </w:r>
       <w:r>
         <w:rPr>
-          <w:b/>
+          <w:b w:val="0"/>
         </w:rPr>
         <w:t>{Reagent_2.name}</w:t>
       </w:r>
@@ -98,7 +98,7 @@
       </w:r>
       <w:r>
         <w:rPr>
-          <w:b/>
+          <w:b w:val="0"/>
         </w:rPr>
         <w:t>{Reagent_2.mg}</w:t>
       </w:r>
@@ -107,7 +107,7 @@
       </w:r>
       <w:r>
         <w:rPr>
-          <w:b/>
+          <w:b w:val="0"/>
         </w:rPr>
         <w:t>{Reagent_2.mmol}</w:t>
       </w:r>
